--- a/IO Packages - 28-01-2026.docx
+++ b/IO Packages - 28-01-2026.docx
@@ -1453,9 +1453,14 @@
       <w:r>
         <w:t xml:space="preserve">                new </w:t>
       </w:r>
-      <w:proofErr w:type="gramStart"/>
-      <w:r>
-        <w:t>DataOutputStream(</w:t>
+      <w:proofErr w:type="spellStart"/>
+      <w:proofErr w:type="gramStart"/>
+      <w:r>
+        <w:t>DataOutputStream</w:t>
+      </w:r>
+      <w:proofErr w:type="spellEnd"/>
+      <w:r>
+        <w:t>(</w:t>
       </w:r>
       <w:proofErr w:type="gramEnd"/>
       <w:r>
@@ -4611,21 +4616,32 @@
         <w:rPr>
           <w:b/>
           <w:bCs/>
+          <w:highlight w:val="yellow"/>
         </w:rPr>
         <w:t>Externalization</w:t>
       </w:r>
       <w:r>
+        <w:rPr>
+          <w:highlight w:val="yellow"/>
+        </w:rPr>
         <w:t xml:space="preserve"> gives </w:t>
       </w:r>
       <w:r>
         <w:rPr>
           <w:b/>
           <w:bCs/>
+          <w:highlight w:val="yellow"/>
         </w:rPr>
         <w:t>full control</w:t>
       </w:r>
       <w:r>
-        <w:t xml:space="preserve"> over serialization logic.</w:t>
+        <w:rPr>
+          <w:highlight w:val="yellow"/>
+        </w:rPr>
+        <w:t xml:space="preserve"> over serialization logic</w:t>
+      </w:r>
+      <w:r>
+        <w:t>.</w:t>
       </w:r>
     </w:p>
     <w:p>
@@ -5297,12 +5313,17 @@
     <w:p/>
     <w:p>
       <w:r>
-        <w:t xml:space="preserve">    @Override</w:t>
+        <w:t xml:space="preserve">   </w:t>
       </w:r>
     </w:p>
     <w:p>
       <w:r>
         <w:lastRenderedPageBreak/>
+        <w:t xml:space="preserve"> @Override</w:t>
+      </w:r>
+    </w:p>
+    <w:p>
+      <w:r>
         <w:t xml:space="preserve">    public void </w:t>
       </w:r>
       <w:proofErr w:type="spellStart"/>
@@ -5334,7 +5355,7 @@
     </w:p>
     <w:p>
       <w:r>
-        <w:t xml:space="preserve">        </w:t>
+        <w:t xml:space="preserve">       </w:t>
       </w:r>
       <w:proofErr w:type="spellStart"/>
       <w:proofErr w:type="gramStart"/>
@@ -5683,7 +5704,6 @@
     <w:p/>
     <w:p>
       <w:r>
-        <w:lastRenderedPageBreak/>
         <w:t xml:space="preserve">        </w:t>
       </w:r>
       <w:proofErr w:type="spellStart"/>
@@ -6052,6 +6072,7 @@
                 <w:b/>
                 <w:bCs/>
               </w:rPr>
+              <w:lastRenderedPageBreak/>
               <w:t>Requirement</w:t>
             </w:r>
           </w:p>
@@ -6128,7 +6149,6 @@
           </w:tcPr>
           <w:p>
             <w:r>
-              <w:lastRenderedPageBreak/>
               <w:t>Cache/session storage</w:t>
             </w:r>
           </w:p>
